--- a/submission_healthcare/04_PRISMA_2020_Checklist.docx
+++ b/submission_healthcare/04_PRISMA_2020_Checklist.docx
@@ -17,7 +17,7 @@
           <w:i/>
           <w:sz w:val="21"/>
         </w:rPr>
-        <w:t>Assistive Speech and Braille Technologies for Children and Adolescents with Disabilities: A Systematic Review of Reading, Writing, and Learning Outcomes</w:t>
+        <w:t>Access or Learning? A Systematic Review of Speech and Braille Assistive Technologies for Children and Adolescents with Disabilities</w:t>
       </w:r>
     </w:p>
     <w:p>
@@ -2323,7 +2323,7 @@
               <w:rPr>
                 <w:sz w:val="17"/>
               </w:rPr>
-              <w:t>Section 3.1; Table S4 (Panel D).</w:t>
+              <w:t>Section 3.1; Table S4 (Panels D and E).</w:t>
             </w:r>
           </w:p>
         </w:tc>
